--- a/CooperativeDevelopment - Frontend/public/වාර්ෂික වැටුප් වර්ධක පත්‍රය - සමුපකාර සංවර්ධන නිලධාරී සේවය.docx
+++ b/CooperativeDevelopment - Frontend/public/වාර්ෂික වැටුප් වර්ධක පත්‍රය - සමුපකාර සංවර්ධන නිලධාරී සේවය.docx
@@ -705,15 +705,6 @@
       <w:r>
         <w:t xml:space="preserve"> </w:t>
       </w:r>
-      <w:r>
-        <w:rPr>
-          <w:b/>
-          <w:bCs/>
-          <w:sz w:val="24"/>
-          <w:szCs w:val="24"/>
-        </w:rPr>
-        <w:t>{officerName}</w:t>
-      </w:r>
     </w:p>
     <w:p>
       <w:pPr>
@@ -761,15 +752,6 @@
         </w:rPr>
         <w:t xml:space="preserve">: </w:t>
       </w:r>
-      <w:r>
-        <w:rPr>
-          <w:b/>
-          <w:bCs/>
-          <w:sz w:val="24"/>
-          <w:szCs w:val="24"/>
-        </w:rPr>
-        <w:t>{grade}</w:t>
-      </w:r>
     </w:p>
     <w:p>
       <w:pPr>
@@ -830,15 +812,6 @@
         </w:rPr>
         <w:t xml:space="preserve">: </w:t>
       </w:r>
-      <w:r>
-        <w:rPr>
-          <w:b/>
-          <w:bCs/>
-          <w:sz w:val="24"/>
-          <w:szCs w:val="24"/>
-        </w:rPr>
-        <w:t>{assistantCommissionerDivision}</w:t>
-      </w:r>
     </w:p>
     <w:p>
       <w:pPr>
@@ -944,15 +917,6 @@
         </w:rPr>
         <w:t xml:space="preserve">: </w:t>
       </w:r>
-      <w:r>
-        <w:rPr>
-          <w:b/>
-          <w:bCs/>
-          <w:sz w:val="24"/>
-          <w:szCs w:val="24"/>
-        </w:rPr>
-        <w:t>{transferDateToACoffice}</w:t>
-      </w:r>
     </w:p>
     <w:p>
       <w:pPr>
@@ -1013,22 +977,6 @@
         </w:rPr>
         <w:t>:</w:t>
       </w:r>
-      <w:r>
-        <w:rPr>
-          <w:sz w:val="24"/>
-          <w:szCs w:val="24"/>
-        </w:rPr>
-        <w:t xml:space="preserve"> </w:t>
-      </w:r>
-      <w:r>
-        <w:rPr>
-          <w:b/>
-          <w:bCs/>
-          <w:sz w:val="24"/>
-          <w:szCs w:val="24"/>
-        </w:rPr>
-        <w:t>{incrementDate}</w:t>
-      </w:r>
     </w:p>
     <w:p>
       <w:pPr>
@@ -1074,13 +1022,6 @@
         </w:rPr>
         <w:t xml:space="preserve">: </w:t>
       </w:r>
-      <w:r>
-        <w:rPr>
-          <w:sz w:val="24"/>
-          <w:szCs w:val="24"/>
-        </w:rPr>
-        <w:t>{currentSalary}</w:t>
-      </w:r>
     </w:p>
     <w:p>
       <w:pPr>
@@ -1141,13 +1082,6 @@
         </w:rPr>
         <w:t xml:space="preserve">: </w:t>
       </w:r>
-      <w:r>
-        <w:rPr>
-          <w:sz w:val="24"/>
-          <w:szCs w:val="24"/>
-        </w:rPr>
-        <w:t>{incrementAmount}</w:t>
-      </w:r>
     </w:p>
     <w:p>
       <w:pPr>
@@ -1238,13 +1172,6 @@
         </w:rPr>
         <w:t xml:space="preserve">: </w:t>
       </w:r>
-      <w:r>
-        <w:rPr>
-          <w:sz w:val="24"/>
-          <w:szCs w:val="24"/>
-        </w:rPr>
-        <w:t>{totalWithIncrement}</w:t>
-      </w:r>
     </w:p>
     <w:p>
       <w:pPr>
@@ -1289,13 +1216,6 @@
           <w:szCs w:val="24"/>
         </w:rPr>
         <w:t xml:space="preserve">: </w:t>
-      </w:r>
-      <w:r>
-        <w:rPr>
-          <w:sz w:val="24"/>
-          <w:szCs w:val="24"/>
-        </w:rPr>
-        <w:t>{monthlyConsolidatedSalary}</w:t>
       </w:r>
     </w:p>
     <w:p>
@@ -1634,22 +1554,6 @@
           <w:sz w:val="24"/>
           <w:szCs w:val="24"/>
         </w:rPr>
-        <w:t>{salaryIncrementSuspendedDetails}</w:t>
-      </w:r>
-    </w:p>
-    <w:p>
-      <w:pPr>
-        <w:spacing w:line="360" w:lineRule="auto"/>
-        <w:rPr>
-          <w:sz w:val="24"/>
-          <w:szCs w:val="24"/>
-        </w:rPr>
-      </w:pPr>
-      <w:r>
-        <w:rPr>
-          <w:sz w:val="24"/>
-          <w:szCs w:val="24"/>
-        </w:rPr>
         <w:t xml:space="preserve">11. </w:t>
       </w:r>
       <w:r>
@@ -1771,13 +1675,6 @@
           <w:szCs w:val="24"/>
         </w:rPr>
         <w:t xml:space="preserve">: </w:t>
-      </w:r>
-      <w:r>
-        <w:rPr>
-          <w:sz w:val="24"/>
-          <w:szCs w:val="24"/>
-        </w:rPr>
-        <w:t>{sickLeaveCount}</w:t>
       </w:r>
     </w:p>
     <w:p>
@@ -2021,13 +1918,6 @@
         </w:rPr>
         <w:t xml:space="preserve">): </w:t>
       </w:r>
-      <w:r>
-        <w:rPr>
-          <w:sz w:val="24"/>
-          <w:szCs w:val="24"/>
-        </w:rPr>
-        <w:t>{passedSecondLanguageTest}</w:t>
-      </w:r>
     </w:p>
     <w:p>
       <w:pPr>
@@ -2277,7 +2167,6 @@
     <w:p>
       <w:pPr>
         <w:spacing w:line="360" w:lineRule="auto"/>
-        <w:ind w:left="720"/>
         <w:rPr>
           <w:sz w:val="24"/>
           <w:szCs w:val="24"/>
@@ -2288,7 +2177,74 @@
           <w:sz w:val="24"/>
           <w:szCs w:val="24"/>
         </w:rPr>
-        <w:t>{passedFirstInspectorExam}</w:t>
+        <w:t xml:space="preserve">13. </w:t>
+      </w:r>
+      <w:r>
+        <w:rPr>
+          <w:rFonts w:ascii="Iskoola Pota" w:hAnsi="Iskoola Pota" w:cs="Iskoola Pota"/>
+          <w:sz w:val="24"/>
+          <w:szCs w:val="24"/>
+        </w:rPr>
+        <w:t>කාර්යක්ෂමතා</w:t>
+      </w:r>
+      <w:r>
+        <w:rPr>
+          <w:sz w:val="24"/>
+          <w:szCs w:val="24"/>
+        </w:rPr>
+        <w:t xml:space="preserve"> </w:t>
+      </w:r>
+      <w:r>
+        <w:rPr>
+          <w:rFonts w:ascii="Iskoola Pota" w:hAnsi="Iskoola Pota" w:cs="Iskoola Pota"/>
+          <w:sz w:val="24"/>
+          <w:szCs w:val="24"/>
+        </w:rPr>
+        <w:t>කඩඉමට</w:t>
+      </w:r>
+      <w:r>
+        <w:rPr>
+          <w:sz w:val="24"/>
+          <w:szCs w:val="24"/>
+        </w:rPr>
+        <w:t xml:space="preserve"> </w:t>
+      </w:r>
+      <w:r>
+        <w:rPr>
+          <w:rFonts w:ascii="Iskoola Pota" w:hAnsi="Iskoola Pota" w:cs="Iskoola Pota"/>
+          <w:sz w:val="24"/>
+          <w:szCs w:val="24"/>
+        </w:rPr>
+        <w:t>පැමිණ</w:t>
+      </w:r>
+      <w:r>
+        <w:rPr>
+          <w:sz w:val="24"/>
+          <w:szCs w:val="24"/>
+        </w:rPr>
+        <w:t xml:space="preserve"> </w:t>
+      </w:r>
+      <w:r>
+        <w:rPr>
+          <w:rFonts w:ascii="Iskoola Pota" w:hAnsi="Iskoola Pota" w:cs="Iskoola Pota"/>
+          <w:sz w:val="24"/>
+          <w:szCs w:val="24"/>
+        </w:rPr>
+        <w:t>තිබේද</w:t>
+      </w:r>
+      <w:r>
+        <w:rPr>
+          <w:sz w:val="24"/>
+          <w:szCs w:val="24"/>
+        </w:rPr>
+        <w:t>?:</w:t>
+      </w:r>
+      <w:r>
+        <w:rPr>
+          <w:sz w:val="24"/>
+          <w:szCs w:val="24"/>
+        </w:rPr>
+        <w:t xml:space="preserve"> </w:t>
       </w:r>
     </w:p>
     <w:p>
@@ -2304,46 +2260,105 @@
           <w:sz w:val="24"/>
           <w:szCs w:val="24"/>
         </w:rPr>
-        <w:lastRenderedPageBreak/>
-        <w:t xml:space="preserve">13. </w:t>
-      </w:r>
-      <w:r>
-        <w:rPr>
-          <w:rFonts w:ascii="Iskoola Pota" w:hAnsi="Iskoola Pota" w:cs="Iskoola Pota"/>
-          <w:sz w:val="24"/>
-          <w:szCs w:val="24"/>
-        </w:rPr>
-        <w:t>කාර්යක්ෂමතා</w:t>
-      </w:r>
-      <w:r>
-        <w:rPr>
-          <w:sz w:val="24"/>
-          <w:szCs w:val="24"/>
-        </w:rPr>
-        <w:t xml:space="preserve"> </w:t>
-      </w:r>
-      <w:r>
-        <w:rPr>
-          <w:rFonts w:ascii="Iskoola Pota" w:hAnsi="Iskoola Pota" w:cs="Iskoola Pota"/>
-          <w:sz w:val="24"/>
-          <w:szCs w:val="24"/>
-        </w:rPr>
-        <w:t>කඩඉමට</w:t>
-      </w:r>
-      <w:r>
-        <w:rPr>
-          <w:sz w:val="24"/>
-          <w:szCs w:val="24"/>
-        </w:rPr>
-        <w:t xml:space="preserve"> </w:t>
-      </w:r>
-      <w:r>
-        <w:rPr>
-          <w:rFonts w:ascii="Iskoola Pota" w:hAnsi="Iskoola Pota" w:cs="Iskoola Pota"/>
-          <w:sz w:val="24"/>
-          <w:szCs w:val="24"/>
-        </w:rPr>
-        <w:t>පැමිණ</w:t>
+        <w:t xml:space="preserve">14. </w:t>
+      </w:r>
+      <w:r>
+        <w:rPr>
+          <w:rFonts w:ascii="Iskoola Pota" w:hAnsi="Iskoola Pota" w:cs="Iskoola Pota"/>
+          <w:sz w:val="24"/>
+          <w:szCs w:val="24"/>
+        </w:rPr>
+        <w:t>ඔහුට</w:t>
+      </w:r>
+      <w:r>
+        <w:rPr>
+          <w:sz w:val="24"/>
+          <w:szCs w:val="24"/>
+        </w:rPr>
+        <w:t xml:space="preserve"> / </w:t>
+      </w:r>
+      <w:r>
+        <w:rPr>
+          <w:rFonts w:ascii="Iskoola Pota" w:hAnsi="Iskoola Pota" w:cs="Iskoola Pota"/>
+          <w:sz w:val="24"/>
+          <w:szCs w:val="24"/>
+        </w:rPr>
+        <w:t>ඇයට</w:t>
+      </w:r>
+      <w:r>
+        <w:rPr>
+          <w:sz w:val="24"/>
+          <w:szCs w:val="24"/>
+        </w:rPr>
+        <w:t xml:space="preserve"> </w:t>
+      </w:r>
+      <w:r>
+        <w:rPr>
+          <w:rFonts w:ascii="Iskoola Pota" w:hAnsi="Iskoola Pota" w:cs="Iskoola Pota"/>
+          <w:sz w:val="24"/>
+          <w:szCs w:val="24"/>
+        </w:rPr>
+        <w:t>එරෙහිව</w:t>
+      </w:r>
+      <w:r>
+        <w:rPr>
+          <w:sz w:val="24"/>
+          <w:szCs w:val="24"/>
+        </w:rPr>
+        <w:t xml:space="preserve"> </w:t>
+      </w:r>
+      <w:r>
+        <w:rPr>
+          <w:rFonts w:ascii="Iskoola Pota" w:hAnsi="Iskoola Pota" w:cs="Iskoola Pota"/>
+          <w:sz w:val="24"/>
+          <w:szCs w:val="24"/>
+        </w:rPr>
+        <w:t>විනයානුකූලව</w:t>
+      </w:r>
+      <w:r>
+        <w:rPr>
+          <w:sz w:val="24"/>
+          <w:szCs w:val="24"/>
+        </w:rPr>
+        <w:t xml:space="preserve"> </w:t>
+      </w:r>
+      <w:r>
+        <w:rPr>
+          <w:rFonts w:ascii="Iskoola Pota" w:hAnsi="Iskoola Pota" w:cs="Iskoola Pota"/>
+          <w:sz w:val="24"/>
+          <w:szCs w:val="24"/>
+        </w:rPr>
+        <w:t>ක්</w:t>
+      </w:r>
+      <w:r>
+        <w:rPr>
+          <w:sz w:val="24"/>
+          <w:szCs w:val="24"/>
+        </w:rPr>
+        <w:t>‍</w:t>
+      </w:r>
+      <w:r>
+        <w:rPr>
+          <w:rFonts w:ascii="Iskoola Pota" w:hAnsi="Iskoola Pota" w:cs="Iskoola Pota"/>
+          <w:sz w:val="24"/>
+          <w:szCs w:val="24"/>
+        </w:rPr>
+        <w:t>රියා</w:t>
+      </w:r>
+      <w:r>
+        <w:rPr>
+          <w:sz w:val="24"/>
+          <w:szCs w:val="24"/>
+        </w:rPr>
+        <w:t xml:space="preserve"> </w:t>
+      </w:r>
+      <w:r>
+        <w:rPr>
+          <w:rFonts w:ascii="Iskoola Pota" w:hAnsi="Iskoola Pota" w:cs="Iskoola Pota"/>
+          <w:sz w:val="24"/>
+          <w:szCs w:val="24"/>
+        </w:rPr>
+        <w:t>කිරීමට</w:t>
       </w:r>
       <w:r>
         <w:rPr>
@@ -2365,14 +2380,82 @@
           <w:sz w:val="24"/>
           <w:szCs w:val="24"/>
         </w:rPr>
-        <w:t>?:</w:t>
-      </w:r>
-      <w:r>
-        <w:rPr>
-          <w:sz w:val="24"/>
-          <w:szCs w:val="24"/>
-        </w:rPr>
-        <w:t xml:space="preserve"> {efficiencyBarReached}</w:t>
+        <w:t xml:space="preserve">? </w:t>
+      </w:r>
+      <w:r>
+        <w:rPr>
+          <w:rFonts w:ascii="Iskoola Pota" w:hAnsi="Iskoola Pota" w:cs="Iskoola Pota"/>
+          <w:sz w:val="24"/>
+          <w:szCs w:val="24"/>
+        </w:rPr>
+        <w:t>එසේ</w:t>
+      </w:r>
+      <w:r>
+        <w:rPr>
+          <w:sz w:val="24"/>
+          <w:szCs w:val="24"/>
+        </w:rPr>
+        <w:t xml:space="preserve"> </w:t>
+      </w:r>
+      <w:r>
+        <w:rPr>
+          <w:rFonts w:ascii="Iskoola Pota" w:hAnsi="Iskoola Pota" w:cs="Iskoola Pota"/>
+          <w:sz w:val="24"/>
+          <w:szCs w:val="24"/>
+        </w:rPr>
+        <w:t>නම්</w:t>
+      </w:r>
+      <w:r>
+        <w:rPr>
+          <w:sz w:val="24"/>
+          <w:szCs w:val="24"/>
+        </w:rPr>
+        <w:t xml:space="preserve"> </w:t>
+      </w:r>
+      <w:r>
+        <w:rPr>
+          <w:rFonts w:ascii="Iskoola Pota" w:hAnsi="Iskoola Pota" w:cs="Iskoola Pota"/>
+          <w:sz w:val="24"/>
+          <w:szCs w:val="24"/>
+        </w:rPr>
+        <w:t>ඒ</w:t>
+      </w:r>
+      <w:r>
+        <w:rPr>
+          <w:sz w:val="24"/>
+          <w:szCs w:val="24"/>
+        </w:rPr>
+        <w:t xml:space="preserve"> </w:t>
+      </w:r>
+      <w:r>
+        <w:rPr>
+          <w:rFonts w:ascii="Iskoola Pota" w:hAnsi="Iskoola Pota" w:cs="Iskoola Pota"/>
+          <w:sz w:val="24"/>
+          <w:szCs w:val="24"/>
+        </w:rPr>
+        <w:t>පිළිබඳ</w:t>
+      </w:r>
+      <w:r>
+        <w:rPr>
+          <w:sz w:val="24"/>
+          <w:szCs w:val="24"/>
+        </w:rPr>
+        <w:t xml:space="preserve"> </w:t>
+      </w:r>
+      <w:r>
+        <w:rPr>
+          <w:rFonts w:ascii="Iskoola Pota" w:hAnsi="Iskoola Pota" w:cs="Iskoola Pota"/>
+          <w:sz w:val="24"/>
+          <w:szCs w:val="24"/>
+        </w:rPr>
+        <w:t>විස්තර</w:t>
+      </w:r>
+      <w:r>
+        <w:rPr>
+          <w:sz w:val="24"/>
+          <w:szCs w:val="24"/>
+        </w:rPr>
+        <w:t xml:space="preserve">: </w:t>
       </w:r>
     </w:p>
     <w:p>
@@ -2388,7 +2471,68 @@
           <w:sz w:val="24"/>
           <w:szCs w:val="24"/>
         </w:rPr>
-        <w:t xml:space="preserve">14. </w:t>
+        <w:lastRenderedPageBreak/>
+        <w:t xml:space="preserve">15. </w:t>
+      </w:r>
+      <w:r>
+        <w:rPr>
+          <w:rFonts w:ascii="Iskoola Pota" w:hAnsi="Iskoola Pota" w:cs="Iskoola Pota"/>
+          <w:sz w:val="24"/>
+          <w:szCs w:val="24"/>
+        </w:rPr>
+        <w:t>වැටුප්</w:t>
+      </w:r>
+      <w:r>
+        <w:rPr>
+          <w:sz w:val="24"/>
+          <w:szCs w:val="24"/>
+        </w:rPr>
+        <w:t xml:space="preserve"> </w:t>
+      </w:r>
+      <w:r>
+        <w:rPr>
+          <w:rFonts w:ascii="Iskoola Pota" w:hAnsi="Iskoola Pota" w:cs="Iskoola Pota"/>
+          <w:sz w:val="24"/>
+          <w:szCs w:val="24"/>
+        </w:rPr>
+        <w:t>වර්ධක</w:t>
+      </w:r>
+      <w:r>
+        <w:rPr>
+          <w:sz w:val="24"/>
+          <w:szCs w:val="24"/>
+        </w:rPr>
+        <w:t xml:space="preserve"> </w:t>
+      </w:r>
+      <w:r>
+        <w:rPr>
+          <w:rFonts w:ascii="Iskoola Pota" w:hAnsi="Iskoola Pota" w:cs="Iskoola Pota"/>
+          <w:sz w:val="24"/>
+          <w:szCs w:val="24"/>
+        </w:rPr>
+        <w:t>වර්ෂය</w:t>
+      </w:r>
+      <w:r>
+        <w:rPr>
+          <w:sz w:val="24"/>
+          <w:szCs w:val="24"/>
+        </w:rPr>
+        <w:t xml:space="preserve"> </w:t>
+      </w:r>
+      <w:r>
+        <w:rPr>
+          <w:rFonts w:ascii="Iskoola Pota" w:hAnsi="Iskoola Pota" w:cs="Iskoola Pota"/>
+          <w:sz w:val="24"/>
+          <w:szCs w:val="24"/>
+        </w:rPr>
+        <w:t>තුළ</w:t>
+      </w:r>
+      <w:r>
+        <w:rPr>
+          <w:sz w:val="24"/>
+          <w:szCs w:val="24"/>
+        </w:rPr>
+        <w:t xml:space="preserve"> </w:t>
       </w:r>
       <w:r>
         <w:rPr>
@@ -2426,67 +2570,22 @@
           <w:sz w:val="24"/>
           <w:szCs w:val="24"/>
         </w:rPr>
-        <w:t>එරෙහිව</w:t>
-      </w:r>
-      <w:r>
-        <w:rPr>
-          <w:sz w:val="24"/>
-          <w:szCs w:val="24"/>
-        </w:rPr>
-        <w:t xml:space="preserve"> </w:t>
-      </w:r>
-      <w:r>
-        <w:rPr>
-          <w:rFonts w:ascii="Iskoola Pota" w:hAnsi="Iskoola Pota" w:cs="Iskoola Pota"/>
-          <w:sz w:val="24"/>
-          <w:szCs w:val="24"/>
-        </w:rPr>
-        <w:t>විනයානුකූලව</w:t>
-      </w:r>
-      <w:r>
-        <w:rPr>
-          <w:sz w:val="24"/>
-          <w:szCs w:val="24"/>
-        </w:rPr>
-        <w:t xml:space="preserve"> </w:t>
-      </w:r>
-      <w:r>
-        <w:rPr>
-          <w:rFonts w:ascii="Iskoola Pota" w:hAnsi="Iskoola Pota" w:cs="Iskoola Pota"/>
-          <w:sz w:val="24"/>
-          <w:szCs w:val="24"/>
-        </w:rPr>
-        <w:t>ක්</w:t>
-      </w:r>
-      <w:r>
-        <w:rPr>
-          <w:sz w:val="24"/>
-          <w:szCs w:val="24"/>
-        </w:rPr>
-        <w:t>‍</w:t>
-      </w:r>
-      <w:r>
-        <w:rPr>
-          <w:rFonts w:ascii="Iskoola Pota" w:hAnsi="Iskoola Pota" w:cs="Iskoola Pota"/>
-          <w:sz w:val="24"/>
-          <w:szCs w:val="24"/>
-        </w:rPr>
-        <w:t>රියා</w:t>
-      </w:r>
-      <w:r>
-        <w:rPr>
-          <w:sz w:val="24"/>
-          <w:szCs w:val="24"/>
-        </w:rPr>
-        <w:t xml:space="preserve"> </w:t>
-      </w:r>
-      <w:r>
-        <w:rPr>
-          <w:rFonts w:ascii="Iskoola Pota" w:hAnsi="Iskoola Pota" w:cs="Iskoola Pota"/>
-          <w:sz w:val="24"/>
-          <w:szCs w:val="24"/>
-        </w:rPr>
-        <w:t>කිරීමට</w:t>
+        <w:t>අවවාද</w:t>
+      </w:r>
+      <w:r>
+        <w:rPr>
+          <w:sz w:val="24"/>
+          <w:szCs w:val="24"/>
+        </w:rPr>
+        <w:t xml:space="preserve"> </w:t>
+      </w:r>
+      <w:r>
+        <w:rPr>
+          <w:rFonts w:ascii="Iskoola Pota" w:hAnsi="Iskoola Pota" w:cs="Iskoola Pota"/>
+          <w:sz w:val="24"/>
+          <w:szCs w:val="24"/>
+        </w:rPr>
+        <w:t>කර</w:t>
       </w:r>
       <w:r>
         <w:rPr>
@@ -2516,6 +2615,81 @@
           <w:sz w:val="24"/>
           <w:szCs w:val="24"/>
         </w:rPr>
+        <w:t>වෙනත්</w:t>
+      </w:r>
+      <w:r>
+        <w:rPr>
+          <w:sz w:val="24"/>
+          <w:szCs w:val="24"/>
+        </w:rPr>
+        <w:t xml:space="preserve"> </w:t>
+      </w:r>
+      <w:r>
+        <w:rPr>
+          <w:rFonts w:ascii="Iskoola Pota" w:hAnsi="Iskoola Pota" w:cs="Iskoola Pota"/>
+          <w:sz w:val="24"/>
+          <w:szCs w:val="24"/>
+        </w:rPr>
+        <w:t>අයුරු</w:t>
+      </w:r>
+      <w:r>
+        <w:rPr>
+          <w:sz w:val="24"/>
+          <w:szCs w:val="24"/>
+        </w:rPr>
+        <w:t xml:space="preserve"> </w:t>
+      </w:r>
+      <w:r>
+        <w:rPr>
+          <w:rFonts w:ascii="Iskoola Pota" w:hAnsi="Iskoola Pota" w:cs="Iskoola Pota"/>
+          <w:sz w:val="24"/>
+          <w:szCs w:val="24"/>
+        </w:rPr>
+        <w:t>දඬුවම්</w:t>
+      </w:r>
+      <w:r>
+        <w:rPr>
+          <w:sz w:val="24"/>
+          <w:szCs w:val="24"/>
+        </w:rPr>
+        <w:t xml:space="preserve"> </w:t>
+      </w:r>
+      <w:r>
+        <w:rPr>
+          <w:rFonts w:ascii="Iskoola Pota" w:hAnsi="Iskoola Pota" w:cs="Iskoola Pota"/>
+          <w:sz w:val="24"/>
+          <w:szCs w:val="24"/>
+        </w:rPr>
+        <w:t>කර</w:t>
+      </w:r>
+      <w:r>
+        <w:rPr>
+          <w:sz w:val="24"/>
+          <w:szCs w:val="24"/>
+        </w:rPr>
+        <w:t xml:space="preserve"> </w:t>
+      </w:r>
+      <w:r>
+        <w:rPr>
+          <w:rFonts w:ascii="Iskoola Pota" w:hAnsi="Iskoola Pota" w:cs="Iskoola Pota"/>
+          <w:sz w:val="24"/>
+          <w:szCs w:val="24"/>
+        </w:rPr>
+        <w:t>තිබේද</w:t>
+      </w:r>
+      <w:r>
+        <w:rPr>
+          <w:sz w:val="24"/>
+          <w:szCs w:val="24"/>
+        </w:rPr>
+        <w:t>? (</w:t>
+      </w:r>
+      <w:r>
+        <w:rPr>
+          <w:rFonts w:ascii="Iskoola Pota" w:hAnsi="Iskoola Pota" w:cs="Iskoola Pota"/>
+          <w:sz w:val="24"/>
+          <w:szCs w:val="24"/>
+        </w:rPr>
         <w:t>එසේ</w:t>
       </w:r>
       <w:r>
@@ -2583,331 +2757,7 @@
           <w:sz w:val="24"/>
           <w:szCs w:val="24"/>
         </w:rPr>
-        <w:t xml:space="preserve">: </w:t>
-      </w:r>
-      <w:r>
-        <w:rPr>
-          <w:sz w:val="24"/>
-          <w:szCs w:val="24"/>
-        </w:rPr>
-        <w:t>{disciplinaryActionsDetails}</w:t>
-      </w:r>
-    </w:p>
-    <w:p>
-      <w:pPr>
-        <w:spacing w:line="360" w:lineRule="auto"/>
-        <w:rPr>
-          <w:sz w:val="24"/>
-          <w:szCs w:val="24"/>
-        </w:rPr>
-      </w:pPr>
-      <w:r>
-        <w:rPr>
-          <w:sz w:val="24"/>
-          <w:szCs w:val="24"/>
-        </w:rPr>
-        <w:t xml:space="preserve">15. </w:t>
-      </w:r>
-      <w:r>
-        <w:rPr>
-          <w:rFonts w:ascii="Iskoola Pota" w:hAnsi="Iskoola Pota" w:cs="Iskoola Pota"/>
-          <w:sz w:val="24"/>
-          <w:szCs w:val="24"/>
-        </w:rPr>
-        <w:t>වැටුප්</w:t>
-      </w:r>
-      <w:r>
-        <w:rPr>
-          <w:sz w:val="24"/>
-          <w:szCs w:val="24"/>
-        </w:rPr>
-        <w:t xml:space="preserve"> </w:t>
-      </w:r>
-      <w:r>
-        <w:rPr>
-          <w:rFonts w:ascii="Iskoola Pota" w:hAnsi="Iskoola Pota" w:cs="Iskoola Pota"/>
-          <w:sz w:val="24"/>
-          <w:szCs w:val="24"/>
-        </w:rPr>
-        <w:t>වර්ධක</w:t>
-      </w:r>
-      <w:r>
-        <w:rPr>
-          <w:sz w:val="24"/>
-          <w:szCs w:val="24"/>
-        </w:rPr>
-        <w:t xml:space="preserve"> </w:t>
-      </w:r>
-      <w:r>
-        <w:rPr>
-          <w:rFonts w:ascii="Iskoola Pota" w:hAnsi="Iskoola Pota" w:cs="Iskoola Pota"/>
-          <w:sz w:val="24"/>
-          <w:szCs w:val="24"/>
-        </w:rPr>
-        <w:t>වර්ෂය</w:t>
-      </w:r>
-      <w:r>
-        <w:rPr>
-          <w:sz w:val="24"/>
-          <w:szCs w:val="24"/>
-        </w:rPr>
-        <w:t xml:space="preserve"> </w:t>
-      </w:r>
-      <w:r>
-        <w:rPr>
-          <w:rFonts w:ascii="Iskoola Pota" w:hAnsi="Iskoola Pota" w:cs="Iskoola Pota"/>
-          <w:sz w:val="24"/>
-          <w:szCs w:val="24"/>
-        </w:rPr>
-        <w:t>තුළ</w:t>
-      </w:r>
-      <w:r>
-        <w:rPr>
-          <w:sz w:val="24"/>
-          <w:szCs w:val="24"/>
-        </w:rPr>
-        <w:t xml:space="preserve"> </w:t>
-      </w:r>
-      <w:r>
-        <w:rPr>
-          <w:rFonts w:ascii="Iskoola Pota" w:hAnsi="Iskoola Pota" w:cs="Iskoola Pota"/>
-          <w:sz w:val="24"/>
-          <w:szCs w:val="24"/>
-        </w:rPr>
-        <w:t>ඔහුට</w:t>
-      </w:r>
-      <w:r>
-        <w:rPr>
-          <w:sz w:val="24"/>
-          <w:szCs w:val="24"/>
-        </w:rPr>
-        <w:t xml:space="preserve"> / </w:t>
-      </w:r>
-      <w:r>
-        <w:rPr>
-          <w:rFonts w:ascii="Iskoola Pota" w:hAnsi="Iskoola Pota" w:cs="Iskoola Pota"/>
-          <w:sz w:val="24"/>
-          <w:szCs w:val="24"/>
-        </w:rPr>
-        <w:t>ඇයට</w:t>
-      </w:r>
-      <w:r>
-        <w:rPr>
-          <w:sz w:val="24"/>
-          <w:szCs w:val="24"/>
-        </w:rPr>
-        <w:t xml:space="preserve"> </w:t>
-      </w:r>
-      <w:r>
-        <w:rPr>
-          <w:rFonts w:ascii="Iskoola Pota" w:hAnsi="Iskoola Pota" w:cs="Iskoola Pota"/>
-          <w:sz w:val="24"/>
-          <w:szCs w:val="24"/>
-        </w:rPr>
-        <w:t>අවවාද</w:t>
-      </w:r>
-      <w:r>
-        <w:rPr>
-          <w:sz w:val="24"/>
-          <w:szCs w:val="24"/>
-        </w:rPr>
-        <w:t xml:space="preserve"> </w:t>
-      </w:r>
-      <w:r>
-        <w:rPr>
-          <w:rFonts w:ascii="Iskoola Pota" w:hAnsi="Iskoola Pota" w:cs="Iskoola Pota"/>
-          <w:sz w:val="24"/>
-          <w:szCs w:val="24"/>
-        </w:rPr>
-        <w:t>කර</w:t>
-      </w:r>
-      <w:r>
-        <w:rPr>
-          <w:sz w:val="24"/>
-          <w:szCs w:val="24"/>
-        </w:rPr>
-        <w:t xml:space="preserve"> </w:t>
-      </w:r>
-      <w:r>
-        <w:rPr>
-          <w:rFonts w:ascii="Iskoola Pota" w:hAnsi="Iskoola Pota" w:cs="Iskoola Pota"/>
-          <w:sz w:val="24"/>
-          <w:szCs w:val="24"/>
-        </w:rPr>
-        <w:t>තිබේද</w:t>
-      </w:r>
-      <w:r>
-        <w:rPr>
-          <w:sz w:val="24"/>
-          <w:szCs w:val="24"/>
-        </w:rPr>
-        <w:t xml:space="preserve">? </w:t>
-      </w:r>
-      <w:r>
-        <w:rPr>
-          <w:rFonts w:ascii="Iskoola Pota" w:hAnsi="Iskoola Pota" w:cs="Iskoola Pota"/>
-          <w:sz w:val="24"/>
-          <w:szCs w:val="24"/>
-        </w:rPr>
-        <w:t>වෙනත්</w:t>
-      </w:r>
-      <w:r>
-        <w:rPr>
-          <w:sz w:val="24"/>
-          <w:szCs w:val="24"/>
-        </w:rPr>
-        <w:t xml:space="preserve"> </w:t>
-      </w:r>
-      <w:r>
-        <w:rPr>
-          <w:rFonts w:ascii="Iskoola Pota" w:hAnsi="Iskoola Pota" w:cs="Iskoola Pota"/>
-          <w:sz w:val="24"/>
-          <w:szCs w:val="24"/>
-        </w:rPr>
-        <w:t>අයුරු</w:t>
-      </w:r>
-      <w:r>
-        <w:rPr>
-          <w:sz w:val="24"/>
-          <w:szCs w:val="24"/>
-        </w:rPr>
-        <w:t xml:space="preserve"> </w:t>
-      </w:r>
-      <w:r>
-        <w:rPr>
-          <w:rFonts w:ascii="Iskoola Pota" w:hAnsi="Iskoola Pota" w:cs="Iskoola Pota"/>
-          <w:sz w:val="24"/>
-          <w:szCs w:val="24"/>
-        </w:rPr>
-        <w:t>දඬුවම්</w:t>
-      </w:r>
-      <w:r>
-        <w:rPr>
-          <w:sz w:val="24"/>
-          <w:szCs w:val="24"/>
-        </w:rPr>
-        <w:t xml:space="preserve"> </w:t>
-      </w:r>
-      <w:r>
-        <w:rPr>
-          <w:rFonts w:ascii="Iskoola Pota" w:hAnsi="Iskoola Pota" w:cs="Iskoola Pota"/>
-          <w:sz w:val="24"/>
-          <w:szCs w:val="24"/>
-        </w:rPr>
-        <w:t>කර</w:t>
-      </w:r>
-      <w:r>
-        <w:rPr>
-          <w:sz w:val="24"/>
-          <w:szCs w:val="24"/>
-        </w:rPr>
-        <w:t xml:space="preserve"> </w:t>
-      </w:r>
-      <w:r>
-        <w:rPr>
-          <w:rFonts w:ascii="Iskoola Pota" w:hAnsi="Iskoola Pota" w:cs="Iskoola Pota"/>
-          <w:sz w:val="24"/>
-          <w:szCs w:val="24"/>
-        </w:rPr>
-        <w:t>තිබේද</w:t>
-      </w:r>
-      <w:r>
-        <w:rPr>
-          <w:sz w:val="24"/>
-          <w:szCs w:val="24"/>
-        </w:rPr>
-        <w:t>? (</w:t>
-      </w:r>
-      <w:r>
-        <w:rPr>
-          <w:rFonts w:ascii="Iskoola Pota" w:hAnsi="Iskoola Pota" w:cs="Iskoola Pota"/>
-          <w:sz w:val="24"/>
-          <w:szCs w:val="24"/>
-        </w:rPr>
-        <w:t>එසේ</w:t>
-      </w:r>
-      <w:r>
-        <w:rPr>
-          <w:sz w:val="24"/>
-          <w:szCs w:val="24"/>
-        </w:rPr>
-        <w:t xml:space="preserve"> </w:t>
-      </w:r>
-      <w:r>
-        <w:rPr>
-          <w:rFonts w:ascii="Iskoola Pota" w:hAnsi="Iskoola Pota" w:cs="Iskoola Pota"/>
-          <w:sz w:val="24"/>
-          <w:szCs w:val="24"/>
-        </w:rPr>
-        <w:t>නම්</w:t>
-      </w:r>
-      <w:r>
-        <w:rPr>
-          <w:sz w:val="24"/>
-          <w:szCs w:val="24"/>
-        </w:rPr>
-        <w:t xml:space="preserve"> </w:t>
-      </w:r>
-      <w:r>
-        <w:rPr>
-          <w:rFonts w:ascii="Iskoola Pota" w:hAnsi="Iskoola Pota" w:cs="Iskoola Pota"/>
-          <w:sz w:val="24"/>
-          <w:szCs w:val="24"/>
-        </w:rPr>
-        <w:t>ඒ</w:t>
-      </w:r>
-      <w:r>
-        <w:rPr>
-          <w:sz w:val="24"/>
-          <w:szCs w:val="24"/>
-        </w:rPr>
-        <w:t xml:space="preserve"> </w:t>
-      </w:r>
-      <w:r>
-        <w:rPr>
-          <w:rFonts w:ascii="Iskoola Pota" w:hAnsi="Iskoola Pota" w:cs="Iskoola Pota"/>
-          <w:sz w:val="24"/>
-          <w:szCs w:val="24"/>
-        </w:rPr>
-        <w:t>පිළිබඳ</w:t>
-      </w:r>
-      <w:r>
-        <w:rPr>
-          <w:sz w:val="24"/>
-          <w:szCs w:val="24"/>
-        </w:rPr>
-        <w:t xml:space="preserve"> </w:t>
-      </w:r>
-      <w:r>
-        <w:rPr>
-          <w:rFonts w:ascii="Iskoola Pota" w:hAnsi="Iskoola Pota" w:cs="Iskoola Pota"/>
-          <w:sz w:val="24"/>
-          <w:szCs w:val="24"/>
-        </w:rPr>
-        <w:t>විස්තර</w:t>
-      </w:r>
-      <w:r>
-        <w:rPr>
-          <w:sz w:val="24"/>
-          <w:szCs w:val="24"/>
-        </w:rPr>
         <w:t xml:space="preserve">): </w:t>
-      </w:r>
-    </w:p>
-    <w:p>
-      <w:pPr>
-        <w:spacing w:line="360" w:lineRule="auto"/>
-        <w:rPr>
-          <w:sz w:val="24"/>
-          <w:szCs w:val="24"/>
-        </w:rPr>
-      </w:pPr>
-      <w:r>
-        <w:rPr>
-          <w:sz w:val="24"/>
-          <w:szCs w:val="24"/>
-        </w:rPr>
-        <w:t>{warningsOrPunishmentsDetails}</w:t>
       </w:r>
     </w:p>
     <w:p>
